--- a/assets/downloads/simulation-25/instructions-for-sp.docx
+++ b/assets/downloads/simulation-25/instructions-for-sp.docx
@@ -650,6 +650,7 @@
     </w:p>
     <w:p>
       <w:pPr>
+        <w:keepNext/>
         <w:spacing w:line="480" w:lineRule="auto"/>
         <w:jc w:val="center"/>
         <w:rPr>
@@ -664,8 +665,8 @@
       <w:r>
         <w:drawing>
           <wp:inline xmlns:a="http://schemas.openxmlformats.org/drawingml/2006/main" xmlns:pic="http://schemas.openxmlformats.org/drawingml/2006/picture">
-            <wp:extent cx="4433257" cy="6629400"/>
-            <wp:docPr id="1" name="Picture 1"/>
+            <wp:extent cx="3668902" cy="5486400"/>
+            <wp:docPr id="1" name="Picture 1" descr="FIGURE 25.1 Stress fracture of the navicular."/>
             <wp:cNvGraphicFramePr>
               <a:graphicFrameLocks noChangeAspect="1"/>
             </wp:cNvGraphicFramePr>
@@ -685,7 +686,7 @@
                   <pic:spPr>
                     <a:xfrm>
                       <a:off x="0" y="0"/>
-                      <a:ext cx="4433257" cy="6629400"/>
+                      <a:ext cx="3668902" cy="5486400"/>
                     </a:xfrm>
                     <a:prstGeom prst="rect"/>
                   </pic:spPr>
@@ -698,6 +699,7 @@
     </w:p>
     <w:p>
       <w:pPr>
+        <w:keepNext/>
         <w:spacing w:line="480" w:lineRule="auto"/>
         <w:rPr>
           <w:rFonts w:ascii="Times New Roman" w:hAnsi="Times New Roman"/>
